--- a/Lotrinh_hoc_AI/AI_Agent/RAG.docx
+++ b/Lotrinh_hoc_AI/AI_Agent/RAG.docx
@@ -90,16 +90,552 @@
     </w:p>
     <w:p>
       <w:pPr>
-        <w:jc w:val="both"/>
-        <w:rPr>
-          <w:sz w:val="28"/>
-          <w:szCs w:val="28"/>
-        </w:rPr>
-      </w:pPr>
-      <w:r>
-        <w:rPr>
-          <w:sz w:val="28"/>
-          <w:szCs w:val="28"/>
+        <w:ind w:left="720"/>
+        <w:jc w:val="both"/>
+        <w:rPr>
+          <w:sz w:val="28"/>
+          <w:szCs w:val="28"/>
+        </w:rPr>
+      </w:pPr>
+      <w:r>
+        <w:rPr>
+          <w:b/>
+          <w:bCs/>
+          <w:sz w:val="28"/>
+          <w:szCs w:val="28"/>
+        </w:rPr>
+        <w:t xml:space="preserve">Chú ý: </w:t>
+      </w:r>
+      <w:r>
+        <w:rPr>
+          <w:b/>
+          <w:bCs/>
+          <w:sz w:val="28"/>
+          <w:szCs w:val="28"/>
+        </w:rPr>
+        <w:t>Prompt không phải cái người dùng gõ</w:t>
+      </w:r>
+      <w:r>
+        <w:rPr>
+          <w:sz w:val="28"/>
+          <w:szCs w:val="28"/>
+        </w:rPr>
+        <w:t xml:space="preserve"> — </w:t>
+      </w:r>
+      <w:r>
+        <w:rPr>
+          <w:sz w:val="28"/>
+          <w:szCs w:val="28"/>
+          <w:highlight w:val="cyan"/>
+        </w:rPr>
+        <w:t xml:space="preserve">prompt là </w:t>
+      </w:r>
+      <w:r>
+        <w:rPr>
+          <w:b/>
+          <w:bCs/>
+          <w:sz w:val="28"/>
+          <w:szCs w:val="28"/>
+          <w:highlight w:val="cyan"/>
+        </w:rPr>
+        <w:t>toàn bộ khối văn bản</w:t>
+      </w:r>
+      <w:r>
+        <w:rPr>
+          <w:sz w:val="28"/>
+          <w:szCs w:val="28"/>
+          <w:highlight w:val="cyan"/>
+        </w:rPr>
+        <w:t xml:space="preserve"> </w:t>
+      </w:r>
+      <w:r>
+        <w:rPr>
+          <w:sz w:val="28"/>
+          <w:szCs w:val="28"/>
+          <w:highlight w:val="cyan"/>
+        </w:rPr>
+        <w:t>mà hệ thống ghép lại rồi gửi cho LLM</w:t>
+      </w:r>
+      <w:r>
+        <w:rPr>
+          <w:sz w:val="28"/>
+          <w:szCs w:val="28"/>
+        </w:rPr>
+        <w:t>. Câu người dùng gõ chỉ là một phần nhỏ trong đó.</w:t>
+      </w:r>
+    </w:p>
+    <w:p>
+      <w:pPr>
+        <w:ind w:left="720"/>
+        <w:jc w:val="both"/>
+        <w:rPr>
+          <w:sz w:val="28"/>
+          <w:szCs w:val="28"/>
+        </w:rPr>
+      </w:pPr>
+      <w:r>
+        <w:rPr>
+          <w:sz w:val="28"/>
+          <w:szCs w:val="28"/>
+        </w:rPr>
+        <w:drawing>
+          <wp:inline distT="0" distB="0" distL="0" distR="0" wp14:anchorId="68625FF7" wp14:editId="35D15B47">
+            <wp:extent cx="5943600" cy="1757680"/>
+            <wp:effectExtent l="0" t="0" r="0" b="0"/>
+            <wp:docPr id="778082434" name="Picture 1"/>
+            <wp:cNvGraphicFramePr>
+              <a:graphicFrameLocks xmlns:a="http://schemas.openxmlformats.org/drawingml/2006/main" noChangeAspect="1"/>
+            </wp:cNvGraphicFramePr>
+            <a:graphic xmlns:a="http://schemas.openxmlformats.org/drawingml/2006/main">
+              <a:graphicData uri="http://schemas.openxmlformats.org/drawingml/2006/picture">
+                <pic:pic xmlns:pic="http://schemas.openxmlformats.org/drawingml/2006/picture">
+                  <pic:nvPicPr>
+                    <pic:cNvPr id="778082434" name=""/>
+                    <pic:cNvPicPr/>
+                  </pic:nvPicPr>
+                  <pic:blipFill>
+                    <a:blip r:embed="rId5"/>
+                    <a:stretch>
+                      <a:fillRect/>
+                    </a:stretch>
+                  </pic:blipFill>
+                  <pic:spPr>
+                    <a:xfrm>
+                      <a:off x="0" y="0"/>
+                      <a:ext cx="5943600" cy="1757680"/>
+                    </a:xfrm>
+                    <a:prstGeom prst="rect">
+                      <a:avLst/>
+                    </a:prstGeom>
+                  </pic:spPr>
+                </pic:pic>
+              </a:graphicData>
+            </a:graphic>
+          </wp:inline>
+        </w:drawing>
+      </w:r>
+    </w:p>
+    <w:p>
+      <w:pPr>
+        <w:ind w:left="720"/>
+        <w:jc w:val="both"/>
+        <w:rPr>
+          <w:b/>
+          <w:bCs/>
+          <w:sz w:val="28"/>
+          <w:szCs w:val="28"/>
+        </w:rPr>
+      </w:pPr>
+      <w:r>
+        <w:rPr>
+          <w:b/>
+          <w:bCs/>
+          <w:sz w:val="28"/>
+          <w:szCs w:val="28"/>
+          <w:highlight w:val="yellow"/>
+        </w:rPr>
+        <w:t>Nhìn cụ thể</w:t>
+      </w:r>
+    </w:p>
+    <w:p>
+      <w:pPr>
+        <w:ind w:left="720"/>
+        <w:jc w:val="both"/>
+        <w:rPr>
+          <w:sz w:val="28"/>
+          <w:szCs w:val="28"/>
+        </w:rPr>
+      </w:pPr>
+      <w:r>
+        <w:rPr>
+          <w:sz w:val="28"/>
+          <w:szCs w:val="28"/>
+        </w:rPr>
+        <w:t>Người dùng chỉ gõ đúng một dòng:</w:t>
+      </w:r>
+    </w:p>
+    <w:p>
+      <w:pPr>
+        <w:ind w:left="720"/>
+        <w:jc w:val="both"/>
+        <w:rPr>
+          <w:sz w:val="28"/>
+          <w:szCs w:val="28"/>
+        </w:rPr>
+      </w:pPr>
+      <w:r>
+        <w:rPr>
+          <w:sz w:val="28"/>
+          <w:szCs w:val="28"/>
+          <w:highlight w:val="cyan"/>
+        </w:rPr>
+        <w:t>Chính sách đổi trả bao nhiêu ngày?</w:t>
+      </w:r>
+    </w:p>
+    <w:p>
+      <w:pPr>
+        <w:ind w:left="720"/>
+        <w:jc w:val="both"/>
+        <w:rPr>
+          <w:sz w:val="28"/>
+          <w:szCs w:val="28"/>
+        </w:rPr>
+      </w:pPr>
+      <w:r>
+        <w:rPr>
+          <w:sz w:val="28"/>
+          <w:szCs w:val="28"/>
+        </w:rPr>
+        <w:t>Nhưng thứ thực sự đi vào LLM trông như thế này:</w:t>
+      </w:r>
+      <w:r>
+        <w:rPr>
+          <w:sz w:val="28"/>
+          <w:szCs w:val="28"/>
+        </w:rPr>
+        <w:drawing>
+          <wp:inline distT="0" distB="0" distL="0" distR="0" wp14:anchorId="57166F5C" wp14:editId="279B2869">
+            <wp:extent cx="5943600" cy="3238500"/>
+            <wp:effectExtent l="0" t="0" r="0" b="0"/>
+            <wp:docPr id="1429978995" name="Picture 1"/>
+            <wp:cNvGraphicFramePr>
+              <a:graphicFrameLocks xmlns:a="http://schemas.openxmlformats.org/drawingml/2006/main" noChangeAspect="1"/>
+            </wp:cNvGraphicFramePr>
+            <a:graphic xmlns:a="http://schemas.openxmlformats.org/drawingml/2006/main">
+              <a:graphicData uri="http://schemas.openxmlformats.org/drawingml/2006/picture">
+                <pic:pic xmlns:pic="http://schemas.openxmlformats.org/drawingml/2006/picture">
+                  <pic:nvPicPr>
+                    <pic:cNvPr id="1429978995" name=""/>
+                    <pic:cNvPicPr/>
+                  </pic:nvPicPr>
+                  <pic:blipFill>
+                    <a:blip r:embed="rId6"/>
+                    <a:stretch>
+                      <a:fillRect/>
+                    </a:stretch>
+                  </pic:blipFill>
+                  <pic:spPr>
+                    <a:xfrm>
+                      <a:off x="0" y="0"/>
+                      <a:ext cx="5943600" cy="3238500"/>
+                    </a:xfrm>
+                    <a:prstGeom prst="rect">
+                      <a:avLst/>
+                    </a:prstGeom>
+                  </pic:spPr>
+                </pic:pic>
+              </a:graphicData>
+            </a:graphic>
+          </wp:inline>
+        </w:drawing>
+      </w:r>
+    </w:p>
+    <w:p>
+      <w:pPr>
+        <w:ind w:left="720"/>
+        <w:jc w:val="both"/>
+        <w:rPr>
+          <w:sz w:val="28"/>
+          <w:szCs w:val="28"/>
+        </w:rPr>
+      </w:pPr>
+      <w:r>
+        <w:rPr>
+          <w:sz w:val="28"/>
+          <w:szCs w:val="28"/>
+        </w:rPr>
+        <w:lastRenderedPageBreak/>
+        <w:drawing>
+          <wp:inline distT="0" distB="0" distL="0" distR="0" wp14:anchorId="58F42855" wp14:editId="2AF51726">
+            <wp:extent cx="5943600" cy="3359150"/>
+            <wp:effectExtent l="0" t="0" r="0" b="0"/>
+            <wp:docPr id="1351784436" name="Picture 1"/>
+            <wp:cNvGraphicFramePr>
+              <a:graphicFrameLocks xmlns:a="http://schemas.openxmlformats.org/drawingml/2006/main" noChangeAspect="1"/>
+            </wp:cNvGraphicFramePr>
+            <a:graphic xmlns:a="http://schemas.openxmlformats.org/drawingml/2006/main">
+              <a:graphicData uri="http://schemas.openxmlformats.org/drawingml/2006/picture">
+                <pic:pic xmlns:pic="http://schemas.openxmlformats.org/drawingml/2006/picture">
+                  <pic:nvPicPr>
+                    <pic:cNvPr id="1351784436" name=""/>
+                    <pic:cNvPicPr/>
+                  </pic:nvPicPr>
+                  <pic:blipFill>
+                    <a:blip r:embed="rId7"/>
+                    <a:stretch>
+                      <a:fillRect/>
+                    </a:stretch>
+                  </pic:blipFill>
+                  <pic:spPr>
+                    <a:xfrm>
+                      <a:off x="0" y="0"/>
+                      <a:ext cx="5943600" cy="3359150"/>
+                    </a:xfrm>
+                    <a:prstGeom prst="rect">
+                      <a:avLst/>
+                    </a:prstGeom>
+                  </pic:spPr>
+                </pic:pic>
+              </a:graphicData>
+            </a:graphic>
+          </wp:inline>
+        </w:drawing>
+      </w:r>
+    </w:p>
+    <w:p>
+      <w:pPr>
+        <w:ind w:left="720"/>
+        <w:jc w:val="both"/>
+        <w:rPr>
+          <w:b/>
+          <w:bCs/>
+        </w:rPr>
+      </w:pPr>
+      <w:r>
+        <w:rPr>
+          <w:sz w:val="28"/>
+          <w:szCs w:val="28"/>
+        </w:rPr>
+        <w:t xml:space="preserve"> </w:t>
+      </w:r>
+      <w:r>
+        <w:rPr>
+          <w:b/>
+          <w:bCs/>
+          <w:highlight w:val="cyan"/>
+        </w:rPr>
+        <w:t>Vì sao phần chỉ thị lại quan trọng</w:t>
+      </w:r>
+    </w:p>
+    <w:p>
+      <w:pPr>
+        <w:ind w:left="720"/>
+        <w:jc w:val="both"/>
+        <w:rPr>
+          <w:sz w:val="28"/>
+          <w:szCs w:val="28"/>
+        </w:rPr>
+      </w:pPr>
+      <w:r>
+        <w:rPr>
+          <w:sz w:val="28"/>
+          <w:szCs w:val="28"/>
+        </w:rPr>
+        <w:t xml:space="preserve">Nó là </w:t>
+      </w:r>
+      <w:r>
+        <w:rPr>
+          <w:b/>
+          <w:bCs/>
+          <w:sz w:val="28"/>
+          <w:szCs w:val="28"/>
+        </w:rPr>
+        <w:t>chỗ duy nhất</w:t>
+      </w:r>
+      <w:r>
+        <w:rPr>
+          <w:sz w:val="28"/>
+          <w:szCs w:val="28"/>
+        </w:rPr>
+        <w:t xml:space="preserve"> bạn kiểm soát được tỷ lệ pha giữa trí nhớ và tài liệu — điều chúng ta bàn ở sơ đồ trước. Bỏ dòng "chỉ trả lời dựa trên tài liệu" đi, mô hình sẽ thoải mái pha trộn kiến thức cũ vào, và bạn mất khả năng kiểm chứng câu trả lời.</w:t>
+      </w:r>
+    </w:p>
+    <w:p>
+      <w:pPr>
+        <w:ind w:left="720"/>
+        <w:jc w:val="both"/>
+        <w:rPr>
+          <w:sz w:val="28"/>
+          <w:szCs w:val="28"/>
+        </w:rPr>
+      </w:pPr>
+      <w:r>
+        <w:rPr>
+          <w:sz w:val="28"/>
+          <w:szCs w:val="28"/>
+        </w:rPr>
+        <w:t>Vài chỉ thị hay dùng:</w:t>
+      </w:r>
+    </w:p>
+    <w:p>
+      <w:pPr>
+        <w:numPr>
+          <w:ilvl w:val="0"/>
+          <w:numId w:val="1"/>
+        </w:numPr>
+        <w:jc w:val="both"/>
+        <w:rPr>
+          <w:sz w:val="28"/>
+          <w:szCs w:val="28"/>
+        </w:rPr>
+      </w:pPr>
+      <w:r>
+        <w:rPr>
+          <w:sz w:val="28"/>
+          <w:szCs w:val="28"/>
+        </w:rPr>
+        <w:t>"Nếu tài liệu không đủ thông tin, trả lời 'không có thông tin'" — chặn bịa.</w:t>
+      </w:r>
+    </w:p>
+    <w:p>
+      <w:pPr>
+        <w:numPr>
+          <w:ilvl w:val="0"/>
+          <w:numId w:val="1"/>
+        </w:numPr>
+        <w:jc w:val="both"/>
+        <w:rPr>
+          <w:sz w:val="28"/>
+          <w:szCs w:val="28"/>
+        </w:rPr>
+      </w:pPr>
+      <w:r>
+        <w:rPr>
+          <w:sz w:val="28"/>
+          <w:szCs w:val="28"/>
+        </w:rPr>
+        <w:t>"Trích dẫn số hiệu tài liệu cho mỗi ý" — cho phép truy vết.</w:t>
+      </w:r>
+    </w:p>
+    <w:p>
+      <w:pPr>
+        <w:numPr>
+          <w:ilvl w:val="0"/>
+          <w:numId w:val="1"/>
+        </w:numPr>
+        <w:jc w:val="both"/>
+        <w:rPr>
+          <w:sz w:val="28"/>
+          <w:szCs w:val="28"/>
+        </w:rPr>
+      </w:pPr>
+      <w:r>
+        <w:rPr>
+          <w:sz w:val="28"/>
+          <w:szCs w:val="28"/>
+        </w:rPr>
+        <w:t>"Không dùng kiến thức bên ngoài tài liệu" — ép ưu tiên ngữ cảnh.</w:t>
+      </w:r>
+    </w:p>
+    <w:p>
+      <w:pPr>
+        <w:ind w:left="720"/>
+        <w:jc w:val="both"/>
+        <w:rPr>
+          <w:b/>
+          <w:bCs/>
+          <w:sz w:val="28"/>
+          <w:szCs w:val="28"/>
+        </w:rPr>
+      </w:pPr>
+      <w:r>
+        <w:rPr>
+          <w:b/>
+          <w:bCs/>
+          <w:sz w:val="28"/>
+          <w:szCs w:val="28"/>
+        </w:rPr>
+        <w:t>Một lưu ý về thuật ngữ</w:t>
+      </w:r>
+    </w:p>
+    <w:p>
+      <w:pPr>
+        <w:ind w:left="720"/>
+        <w:jc w:val="both"/>
+        <w:rPr>
+          <w:sz w:val="28"/>
+          <w:szCs w:val="28"/>
+        </w:rPr>
+      </w:pPr>
+      <w:r>
+        <w:rPr>
+          <w:sz w:val="28"/>
+          <w:szCs w:val="28"/>
+        </w:rPr>
+        <w:t>Từ "prompt" bị dùng cho hai nghĩa khác nhau tùy ngữ cảnh:</w:t>
+      </w:r>
+    </w:p>
+    <w:p>
+      <w:pPr>
+        <w:numPr>
+          <w:ilvl w:val="0"/>
+          <w:numId w:val="2"/>
+        </w:numPr>
+        <w:jc w:val="both"/>
+        <w:rPr>
+          <w:sz w:val="28"/>
+          <w:szCs w:val="28"/>
+        </w:rPr>
+      </w:pPr>
+      <w:r>
+        <w:rPr>
+          <w:b/>
+          <w:bCs/>
+          <w:sz w:val="28"/>
+          <w:szCs w:val="28"/>
+        </w:rPr>
+        <w:t>Trong giao diện chat</w:t>
+      </w:r>
+      <w:r>
+        <w:rPr>
+          <w:sz w:val="28"/>
+          <w:szCs w:val="28"/>
+        </w:rPr>
+        <w:t>: người ta hay gọi câu người dùng gõ là prompt. Cách nói thông tục.</w:t>
+      </w:r>
+    </w:p>
+    <w:p>
+      <w:pPr>
+        <w:numPr>
+          <w:ilvl w:val="0"/>
+          <w:numId w:val="2"/>
+        </w:numPr>
+        <w:jc w:val="both"/>
+        <w:rPr>
+          <w:sz w:val="28"/>
+          <w:szCs w:val="28"/>
+        </w:rPr>
+      </w:pPr>
+      <w:r>
+        <w:rPr>
+          <w:b/>
+          <w:bCs/>
+          <w:sz w:val="28"/>
+          <w:szCs w:val="28"/>
+        </w:rPr>
+        <w:t>Trong kiến trúc RAG</w:t>
+      </w:r>
+      <w:r>
+        <w:rPr>
+          <w:sz w:val="28"/>
+          <w:szCs w:val="28"/>
+        </w:rPr>
+        <w:t>: prompt là toàn bộ input gửi tới API, gồm cả system message và context.</w:t>
+      </w:r>
+    </w:p>
+    <w:p>
+      <w:pPr>
+        <w:ind w:left="720"/>
+        <w:jc w:val="both"/>
+        <w:rPr>
+          <w:sz w:val="28"/>
+          <w:szCs w:val="28"/>
+        </w:rPr>
+      </w:pPr>
+    </w:p>
+    <w:p>
+      <w:pPr>
+        <w:jc w:val="both"/>
+        <w:rPr>
+          <w:sz w:val="28"/>
+          <w:szCs w:val="28"/>
+        </w:rPr>
+      </w:pPr>
+      <w:r>
+        <w:rPr>
+          <w:sz w:val="28"/>
+          <w:szCs w:val="28"/>
+          <w:highlight w:val="yellow"/>
         </w:rPr>
         <w:t>Retriever bạn vừa hỏi chính là một mắt xích trong pipeline này:</w:t>
       </w:r>
@@ -114,6 +650,7 @@
       </w:pPr>
       <w:r>
         <w:rPr>
+          <w:noProof/>
           <w:sz w:val="28"/>
           <w:szCs w:val="28"/>
         </w:rPr>
@@ -133,7 +670,7 @@
                     <pic:cNvPicPr/>
                   </pic:nvPicPr>
                   <pic:blipFill>
-                    <a:blip r:embed="rId4"/>
+                    <a:blip r:embed="rId8"/>
                     <a:stretch>
                       <a:fillRect/>
                     </a:stretch>
@@ -156,23 +693,268 @@
     </w:p>
     <w:p>
       <w:pPr>
-        <w:jc w:val="both"/>
-        <w:rPr>
-          <w:sz w:val="28"/>
-          <w:szCs w:val="28"/>
-        </w:rPr>
-      </w:pPr>
-    </w:p>
-    <w:p>
-      <w:pPr>
-        <w:jc w:val="both"/>
-        <w:rPr>
-          <w:sz w:val="28"/>
-          <w:szCs w:val="28"/>
-        </w:rPr>
-      </w:pPr>
-      <w:r>
-        <w:rPr>
+        <w:ind w:left="1440"/>
+        <w:jc w:val="both"/>
+        <w:rPr>
+          <w:sz w:val="28"/>
+          <w:szCs w:val="28"/>
+        </w:rPr>
+      </w:pPr>
+      <w:r>
+        <w:rPr>
+          <w:sz w:val="28"/>
+          <w:szCs w:val="28"/>
+        </w:rPr>
+        <w:t xml:space="preserve">+ </w:t>
+      </w:r>
+      <w:r>
+        <w:rPr>
+          <w:sz w:val="28"/>
+          <w:szCs w:val="28"/>
+        </w:rPr>
+        <w:t xml:space="preserve">Trong sơ đồ này, </w:t>
+      </w:r>
+      <w:r>
+        <w:rPr>
+          <w:b/>
+          <w:bCs/>
+          <w:sz w:val="28"/>
+          <w:szCs w:val="28"/>
+          <w:highlight w:val="cyan"/>
+        </w:rPr>
+        <w:t>Embedding</w:t>
+      </w:r>
+      <w:r>
+        <w:rPr>
+          <w:sz w:val="28"/>
+          <w:szCs w:val="28"/>
+        </w:rPr>
+        <w:t xml:space="preserve"> có nhiệm vụ biến từng đoạn văn bản sau khi cắt chunk thành </w:t>
+      </w:r>
+      <w:r>
+        <w:rPr>
+          <w:b/>
+          <w:bCs/>
+          <w:sz w:val="28"/>
+          <w:szCs w:val="28"/>
+        </w:rPr>
+        <w:t>vector số</w:t>
+      </w:r>
+      <w:r>
+        <w:rPr>
+          <w:sz w:val="28"/>
+          <w:szCs w:val="28"/>
+        </w:rPr>
+        <w:t xml:space="preserve"> để máy có thể đo được mức độ giống nhau về ý nghĩa.</w:t>
+      </w:r>
+    </w:p>
+    <w:p>
+      <w:pPr>
+        <w:ind w:left="1440"/>
+        <w:jc w:val="both"/>
+        <w:rPr>
+          <w:sz w:val="28"/>
+          <w:szCs w:val="28"/>
+        </w:rPr>
+      </w:pPr>
+      <w:r>
+        <w:rPr>
+          <w:sz w:val="28"/>
+          <w:szCs w:val="28"/>
+        </w:rPr>
+        <w:t xml:space="preserve">+ </w:t>
+      </w:r>
+      <w:r>
+        <w:rPr>
+          <w:b/>
+          <w:bCs/>
+          <w:sz w:val="28"/>
+          <w:szCs w:val="28"/>
+          <w:highlight w:val="cyan"/>
+        </w:rPr>
+        <w:t>Vector Store</w:t>
+      </w:r>
+      <w:r>
+        <w:rPr>
+          <w:sz w:val="28"/>
+          <w:szCs w:val="28"/>
+        </w:rPr>
+        <w:t xml:space="preserve"> là nơi dùng để </w:t>
+      </w:r>
+      <w:r>
+        <w:rPr>
+          <w:b/>
+          <w:bCs/>
+          <w:sz w:val="28"/>
+          <w:szCs w:val="28"/>
+        </w:rPr>
+        <w:t>lưu các vector embedding</w:t>
+      </w:r>
+      <w:r>
+        <w:rPr>
+          <w:sz w:val="28"/>
+          <w:szCs w:val="28"/>
+        </w:rPr>
+        <w:t xml:space="preserve"> của tài liệu, để sau này Retriever có thể tìm các đoạn gần nghĩa với câu hỏi.</w:t>
+      </w:r>
+    </w:p>
+    <w:p>
+      <w:pPr>
+        <w:ind w:left="1440"/>
+        <w:jc w:val="both"/>
+        <w:rPr>
+          <w:sz w:val="28"/>
+          <w:szCs w:val="28"/>
+        </w:rPr>
+      </w:pPr>
+      <w:r>
+        <w:rPr>
+          <w:sz w:val="28"/>
+          <w:szCs w:val="28"/>
+        </w:rPr>
+        <w:t>Ví dụ một Vector Store có thể lưu thông tin của từng chunk như thế này:</w:t>
+      </w:r>
+    </w:p>
+    <w:p>
+      <w:pPr>
+        <w:ind w:left="1440"/>
+        <w:jc w:val="both"/>
+        <w:rPr>
+          <w:sz w:val="28"/>
+          <w:szCs w:val="28"/>
+        </w:rPr>
+      </w:pPr>
+      <w:r>
+        <w:rPr>
+          <w:sz w:val="28"/>
+          <w:szCs w:val="28"/>
+        </w:rPr>
+        <w:drawing>
+          <wp:inline distT="0" distB="0" distL="0" distR="0" wp14:anchorId="0CFD9719" wp14:editId="779A562C">
+            <wp:extent cx="4549534" cy="2057578"/>
+            <wp:effectExtent l="0" t="0" r="3810" b="0"/>
+            <wp:docPr id="543793302" name="Picture 1"/>
+            <wp:cNvGraphicFramePr>
+              <a:graphicFrameLocks xmlns:a="http://schemas.openxmlformats.org/drawingml/2006/main" noChangeAspect="1"/>
+            </wp:cNvGraphicFramePr>
+            <a:graphic xmlns:a="http://schemas.openxmlformats.org/drawingml/2006/main">
+              <a:graphicData uri="http://schemas.openxmlformats.org/drawingml/2006/picture">
+                <pic:pic xmlns:pic="http://schemas.openxmlformats.org/drawingml/2006/picture">
+                  <pic:nvPicPr>
+                    <pic:cNvPr id="543793302" name=""/>
+                    <pic:cNvPicPr/>
+                  </pic:nvPicPr>
+                  <pic:blipFill>
+                    <a:blip r:embed="rId9"/>
+                    <a:stretch>
+                      <a:fillRect/>
+                    </a:stretch>
+                  </pic:blipFill>
+                  <pic:spPr>
+                    <a:xfrm>
+                      <a:off x="0" y="0"/>
+                      <a:ext cx="4549534" cy="2057578"/>
+                    </a:xfrm>
+                    <a:prstGeom prst="rect">
+                      <a:avLst/>
+                    </a:prstGeom>
+                  </pic:spPr>
+                </pic:pic>
+              </a:graphicData>
+            </a:graphic>
+          </wp:inline>
+        </w:drawing>
+      </w:r>
+    </w:p>
+    <w:p>
+      <w:pPr>
+        <w:ind w:left="720"/>
+        <w:jc w:val="both"/>
+        <w:rPr>
+          <w:sz w:val="28"/>
+          <w:szCs w:val="28"/>
+        </w:rPr>
+      </w:pPr>
+      <w:r>
+        <w:rPr>
+          <w:sz w:val="28"/>
+          <w:szCs w:val="28"/>
+        </w:rPr>
+        <w:t xml:space="preserve">+ </w:t>
+      </w:r>
+      <w:r>
+        <w:rPr>
+          <w:sz w:val="28"/>
+          <w:szCs w:val="28"/>
+          <w:highlight w:val="cyan"/>
+        </w:rPr>
+        <w:t>metadata:</w:t>
+      </w:r>
+      <w:r>
+        <w:rPr>
+          <w:sz w:val="28"/>
+          <w:szCs w:val="28"/>
+        </w:rPr>
+        <w:t xml:space="preserve">  thông tin mô tả cho đoạn text, </w:t>
+      </w:r>
+      <w:r>
+        <w:rPr>
+          <w:sz w:val="28"/>
+          <w:szCs w:val="28"/>
+        </w:rPr>
+        <w:t xml:space="preserve">Metadata rất hữu ích vì Retriever có thể </w:t>
+      </w:r>
+      <w:r>
+        <w:rPr>
+          <w:b/>
+          <w:bCs/>
+          <w:sz w:val="28"/>
+          <w:szCs w:val="28"/>
+        </w:rPr>
+        <w:t>lọc trước khi tìm vector</w:t>
+      </w:r>
+      <w:r>
+        <w:rPr>
+          <w:sz w:val="28"/>
+          <w:szCs w:val="28"/>
+        </w:rPr>
+        <w:tab/>
+      </w:r>
+      <w:r>
+        <w:rPr>
+          <w:sz w:val="28"/>
+          <w:szCs w:val="28"/>
+        </w:rPr>
+        <w:tab/>
+      </w:r>
+    </w:p>
+    <w:p>
+      <w:pPr>
+        <w:jc w:val="both"/>
+        <w:rPr>
+          <w:sz w:val="28"/>
+          <w:szCs w:val="28"/>
+        </w:rPr>
+      </w:pPr>
+      <w:r>
+        <w:rPr>
+          <w:sz w:val="28"/>
+          <w:szCs w:val="28"/>
+        </w:rPr>
+        <w:tab/>
+      </w:r>
+    </w:p>
+    <w:p>
+      <w:pPr>
+        <w:jc w:val="both"/>
+        <w:rPr>
+          <w:sz w:val="28"/>
+          <w:szCs w:val="28"/>
+        </w:rPr>
+      </w:pPr>
+      <w:r>
+        <w:rPr>
+          <w:noProof/>
           <w:sz w:val="28"/>
           <w:szCs w:val="28"/>
         </w:rPr>
@@ -192,7 +974,7 @@
                     <pic:cNvPicPr/>
                   </pic:nvPicPr>
                   <pic:blipFill>
-                    <a:blip r:embed="rId5"/>
+                    <a:blip r:embed="rId10"/>
                     <a:stretch>
                       <a:fillRect/>
                     </a:stretch>
@@ -223,10 +1005,10 @@
       </w:pPr>
       <w:r>
         <w:rPr>
-          <w:sz w:val="28"/>
-          <w:szCs w:val="28"/>
-        </w:rPr>
-        <w:lastRenderedPageBreak/>
+          <w:noProof/>
+          <w:sz w:val="28"/>
+          <w:szCs w:val="28"/>
+        </w:rPr>
         <w:drawing>
           <wp:inline distT="0" distB="0" distL="0" distR="0" wp14:anchorId="56D60AF1" wp14:editId="263D983A">
             <wp:extent cx="5943600" cy="2662555"/>
@@ -243,7 +1025,7 @@
                     <pic:cNvPicPr/>
                   </pic:nvPicPr>
                   <pic:blipFill>
-                    <a:blip r:embed="rId6"/>
+                    <a:blip r:embed="rId11"/>
                     <a:stretch>
                       <a:fillRect/>
                     </a:stretch>
@@ -338,6 +1120,767 @@
         <w:t>, để nó thích nghi với nhiệm vụ/lĩnh vực cụ thể.</w:t>
       </w:r>
     </w:p>
+    <w:p>
+      <w:pPr>
+        <w:jc w:val="both"/>
+        <w:rPr>
+          <w:sz w:val="28"/>
+          <w:szCs w:val="28"/>
+        </w:rPr>
+      </w:pPr>
+      <w:r>
+        <w:rPr>
+          <w:sz w:val="28"/>
+          <w:szCs w:val="28"/>
+          <w:highlight w:val="yellow"/>
+        </w:rPr>
+        <w:t>Knowlege cutoff</w:t>
+      </w:r>
+      <w:r>
+        <w:rPr>
+          <w:sz w:val="28"/>
+          <w:szCs w:val="28"/>
+        </w:rPr>
+        <w:t>:</w:t>
+      </w:r>
+    </w:p>
+    <w:p>
+      <w:pPr>
+        <w:jc w:val="both"/>
+        <w:rPr>
+          <w:sz w:val="28"/>
+          <w:szCs w:val="28"/>
+        </w:rPr>
+      </w:pPr>
+      <w:r>
+        <w:rPr>
+          <w:b/>
+          <w:bCs/>
+          <w:sz w:val="28"/>
+          <w:szCs w:val="28"/>
+        </w:rPr>
+        <w:t>Knowledge cutoff</w:t>
+      </w:r>
+      <w:r>
+        <w:rPr>
+          <w:sz w:val="28"/>
+          <w:szCs w:val="28"/>
+        </w:rPr>
+        <w:t xml:space="preserve"> (điểm dừng tri thức) là </w:t>
+      </w:r>
+      <w:r>
+        <w:rPr>
+          <w:b/>
+          <w:bCs/>
+          <w:sz w:val="28"/>
+          <w:szCs w:val="28"/>
+        </w:rPr>
+        <w:t>mốc thời gian cuối cùng của dữ liệu huấn luyện</w:t>
+      </w:r>
+      <w:r>
+        <w:rPr>
+          <w:sz w:val="28"/>
+          <w:szCs w:val="28"/>
+        </w:rPr>
+        <w:t xml:space="preserve"> một mô hình ngôn ngữ. Mọi sự kiện, tài liệu, thông tin xuất hiện sau mốc đó đều </w:t>
+      </w:r>
+      <w:r>
+        <w:rPr>
+          <w:b/>
+          <w:bCs/>
+          <w:sz w:val="28"/>
+          <w:szCs w:val="28"/>
+        </w:rPr>
+        <w:t>không nằm trong tham số (weights)</w:t>
+      </w:r>
+      <w:r>
+        <w:rPr>
+          <w:sz w:val="28"/>
+          <w:szCs w:val="28"/>
+        </w:rPr>
+        <w:t xml:space="preserve"> của mô hình.</w:t>
+      </w:r>
+    </w:p>
+    <w:p>
+      <w:pPr>
+        <w:jc w:val="both"/>
+        <w:rPr>
+          <w:sz w:val="28"/>
+          <w:szCs w:val="28"/>
+        </w:rPr>
+      </w:pPr>
+      <w:r>
+        <w:rPr>
+          <w:sz w:val="28"/>
+          <w:szCs w:val="28"/>
+        </w:rPr>
+        <w:t>Ví dụ: một mô hình có cutoff tháng 5/2026 sẽ không biết gì về một bài báo công bố tháng 8/2026 — nó sẽ trả lời sai, trả lời theo thông tin cũ, hoặc bịa (hallucinate).</w:t>
+      </w:r>
+    </w:p>
+    <w:p>
+      <w:pPr>
+        <w:jc w:val="both"/>
+        <w:rPr>
+          <w:b/>
+          <w:bCs/>
+          <w:sz w:val="28"/>
+          <w:szCs w:val="28"/>
+        </w:rPr>
+      </w:pPr>
+      <w:r>
+        <w:rPr>
+          <w:b/>
+          <w:bCs/>
+          <w:sz w:val="28"/>
+          <w:szCs w:val="28"/>
+        </w:rPr>
+        <w:t>Liên quan gì đến RAG?</w:t>
+      </w:r>
+    </w:p>
+    <w:p>
+      <w:pPr>
+        <w:jc w:val="both"/>
+        <w:rPr>
+          <w:sz w:val="28"/>
+          <w:szCs w:val="28"/>
+        </w:rPr>
+      </w:pPr>
+      <w:r>
+        <w:rPr>
+          <w:sz w:val="28"/>
+          <w:szCs w:val="28"/>
+        </w:rPr>
+        <w:t xml:space="preserve">RAG (Retrieval-Augmented Generation) sinh ra chính để </w:t>
+      </w:r>
+      <w:r>
+        <w:rPr>
+          <w:b/>
+          <w:bCs/>
+          <w:sz w:val="28"/>
+          <w:szCs w:val="28"/>
+        </w:rPr>
+        <w:t>đi vòng qua</w:t>
+      </w:r>
+      <w:r>
+        <w:rPr>
+          <w:sz w:val="28"/>
+          <w:szCs w:val="28"/>
+        </w:rPr>
+        <w:t xml:space="preserve"> giới hạn này. Ý tưởng: tách tri thức làm hai loại.</w:t>
+      </w:r>
+    </w:p>
+    <w:p>
+      <w:pPr>
+        <w:jc w:val="both"/>
+        <w:rPr>
+          <w:b/>
+          <w:bCs/>
+          <w:sz w:val="28"/>
+          <w:szCs w:val="28"/>
+        </w:rPr>
+      </w:pPr>
+      <w:r>
+        <w:rPr>
+          <w:b/>
+          <w:bCs/>
+          <w:sz w:val="28"/>
+          <w:szCs w:val="28"/>
+          <w:highlight w:val="yellow"/>
+        </w:rPr>
+        <w:t>Luồng RAG:</w:t>
+      </w:r>
+    </w:p>
+    <w:p>
+      <w:pPr>
+        <w:jc w:val="both"/>
+        <w:rPr>
+          <w:sz w:val="28"/>
+          <w:szCs w:val="28"/>
+        </w:rPr>
+      </w:pPr>
+      <w:r>
+        <w:rPr>
+          <w:sz w:val="28"/>
+          <w:szCs w:val="28"/>
+        </w:rPr>
+        <w:t>Câu hỏi → Retriever tìm top-k tài liệu liên quan</w:t>
+      </w:r>
+    </w:p>
+    <w:p>
+      <w:pPr>
+        <w:jc w:val="both"/>
+        <w:rPr>
+          <w:sz w:val="28"/>
+          <w:szCs w:val="28"/>
+        </w:rPr>
+      </w:pPr>
+      <w:r>
+        <w:rPr>
+          <w:sz w:val="28"/>
+          <w:szCs w:val="28"/>
+        </w:rPr>
+        <w:t xml:space="preserve">        → Ghép tài liệu vào prompt (context)</w:t>
+      </w:r>
+    </w:p>
+    <w:p>
+      <w:pPr>
+        <w:jc w:val="both"/>
+        <w:rPr>
+          <w:sz w:val="28"/>
+          <w:szCs w:val="28"/>
+        </w:rPr>
+      </w:pPr>
+      <w:r>
+        <w:rPr>
+          <w:sz w:val="28"/>
+          <w:szCs w:val="28"/>
+        </w:rPr>
+        <w:t xml:space="preserve">    → LLM sinh câu trả lời dựa trên context đó</w:t>
+      </w:r>
+    </w:p>
+    <w:p>
+      <w:pPr>
+        <w:jc w:val="both"/>
+        <w:rPr>
+          <w:sz w:val="28"/>
+          <w:szCs w:val="28"/>
+        </w:rPr>
+      </w:pPr>
+      <w:r>
+        <w:rPr>
+          <w:sz w:val="28"/>
+          <w:szCs w:val="28"/>
+        </w:rPr>
+        <w:t xml:space="preserve">Mô hình </w:t>
+      </w:r>
+      <w:r>
+        <w:rPr>
+          <w:b/>
+          <w:bCs/>
+          <w:sz w:val="28"/>
+          <w:szCs w:val="28"/>
+        </w:rPr>
+        <w:t>vẫn giữ nguyên cutoff cũ</w:t>
+      </w:r>
+      <w:r>
+        <w:rPr>
+          <w:sz w:val="28"/>
+          <w:szCs w:val="28"/>
+        </w:rPr>
+        <w:t xml:space="preserve">, nhưng thông tin mới được "đút" vào context window ngay lúc suy luận. Nên nói chính xác là: RAG không dời cutoff, nó </w:t>
+      </w:r>
+      <w:r>
+        <w:rPr>
+          <w:b/>
+          <w:bCs/>
+          <w:sz w:val="28"/>
+          <w:szCs w:val="28"/>
+        </w:rPr>
+        <w:t>bù đắp</w:t>
+      </w:r>
+      <w:r>
+        <w:rPr>
+          <w:sz w:val="28"/>
+          <w:szCs w:val="28"/>
+        </w:rPr>
+        <w:t xml:space="preserve"> cho cutoff.</w:t>
+      </w:r>
+    </w:p>
+    <w:p>
+      <w:pPr>
+        <w:jc w:val="both"/>
+        <w:rPr>
+          <w:sz w:val="28"/>
+          <w:szCs w:val="28"/>
+        </w:rPr>
+      </w:pPr>
+      <w:r>
+        <w:rPr>
+          <w:sz w:val="28"/>
+          <w:szCs w:val="28"/>
+        </w:rPr>
+        <w:drawing>
+          <wp:inline distT="0" distB="0" distL="0" distR="0" wp14:anchorId="1E3C02DB" wp14:editId="7F464F4A">
+            <wp:extent cx="5835950" cy="1200212"/>
+            <wp:effectExtent l="0" t="0" r="0" b="0"/>
+            <wp:docPr id="1395531893" name="Picture 1"/>
+            <wp:cNvGraphicFramePr>
+              <a:graphicFrameLocks xmlns:a="http://schemas.openxmlformats.org/drawingml/2006/main" noChangeAspect="1"/>
+            </wp:cNvGraphicFramePr>
+            <a:graphic xmlns:a="http://schemas.openxmlformats.org/drawingml/2006/main">
+              <a:graphicData uri="http://schemas.openxmlformats.org/drawingml/2006/picture">
+                <pic:pic xmlns:pic="http://schemas.openxmlformats.org/drawingml/2006/picture">
+                  <pic:nvPicPr>
+                    <pic:cNvPr id="1395531893" name=""/>
+                    <pic:cNvPicPr/>
+                  </pic:nvPicPr>
+                  <pic:blipFill>
+                    <a:blip r:embed="rId12"/>
+                    <a:stretch>
+                      <a:fillRect/>
+                    </a:stretch>
+                  </pic:blipFill>
+                  <pic:spPr>
+                    <a:xfrm>
+                      <a:off x="0" y="0"/>
+                      <a:ext cx="5835950" cy="1200212"/>
+                    </a:xfrm>
+                    <a:prstGeom prst="rect">
+                      <a:avLst/>
+                    </a:prstGeom>
+                  </pic:spPr>
+                </pic:pic>
+              </a:graphicData>
+            </a:graphic>
+          </wp:inline>
+        </w:drawing>
+      </w:r>
+    </w:p>
+    <w:p>
+      <w:pPr>
+        <w:jc w:val="both"/>
+        <w:rPr>
+          <w:sz w:val="28"/>
+          <w:szCs w:val="28"/>
+        </w:rPr>
+      </w:pPr>
+    </w:p>
+    <w:p>
+      <w:pPr>
+        <w:jc w:val="both"/>
+        <w:rPr>
+          <w:b/>
+          <w:bCs/>
+          <w:sz w:val="28"/>
+          <w:szCs w:val="28"/>
+        </w:rPr>
+      </w:pPr>
+      <w:r>
+        <w:rPr>
+          <w:b/>
+          <w:bCs/>
+          <w:sz w:val="28"/>
+          <w:szCs w:val="28"/>
+          <w:highlight w:val="yellow"/>
+        </w:rPr>
+        <w:t>Ba điểm dễ nhầm</w:t>
+      </w:r>
+    </w:p>
+    <w:p>
+      <w:pPr>
+        <w:jc w:val="both"/>
+        <w:rPr>
+          <w:sz w:val="28"/>
+          <w:szCs w:val="28"/>
+        </w:rPr>
+      </w:pPr>
+      <w:r>
+        <w:rPr>
+          <w:b/>
+          <w:bCs/>
+          <w:sz w:val="28"/>
+          <w:szCs w:val="28"/>
+        </w:rPr>
+        <w:t>1. RAG ≠ fine-tune.</w:t>
+      </w:r>
+      <w:r>
+        <w:rPr>
+          <w:sz w:val="28"/>
+          <w:szCs w:val="28"/>
+        </w:rPr>
+        <w:t xml:space="preserve"> Fine-tune nhét kiến thức vào weights; RAG để kiến thức ở ngoài. Với dữ liệu thay đổi liên tục (giá cả, quy định, tin tức, nội bộ công ty), RAG gần như luôn thắng vì cập nhật chỉ là thêm file.</w:t>
+      </w:r>
+    </w:p>
+    <w:p>
+      <w:pPr>
+        <w:jc w:val="both"/>
+        <w:rPr>
+          <w:sz w:val="28"/>
+          <w:szCs w:val="28"/>
+        </w:rPr>
+      </w:pPr>
+      <w:r>
+        <w:rPr>
+          <w:sz w:val="28"/>
+          <w:szCs w:val="28"/>
+        </w:rPr>
+        <w:drawing>
+          <wp:inline distT="0" distB="0" distL="0" distR="0" wp14:anchorId="66504D00" wp14:editId="778AF737">
+            <wp:extent cx="5943600" cy="3757295"/>
+            <wp:effectExtent l="0" t="0" r="0" b="0"/>
+            <wp:docPr id="1023007430" name="Picture 1"/>
+            <wp:cNvGraphicFramePr>
+              <a:graphicFrameLocks xmlns:a="http://schemas.openxmlformats.org/drawingml/2006/main" noChangeAspect="1"/>
+            </wp:cNvGraphicFramePr>
+            <a:graphic xmlns:a="http://schemas.openxmlformats.org/drawingml/2006/main">
+              <a:graphicData uri="http://schemas.openxmlformats.org/drawingml/2006/picture">
+                <pic:pic xmlns:pic="http://schemas.openxmlformats.org/drawingml/2006/picture">
+                  <pic:nvPicPr>
+                    <pic:cNvPr id="1023007430" name=""/>
+                    <pic:cNvPicPr/>
+                  </pic:nvPicPr>
+                  <pic:blipFill>
+                    <a:blip r:embed="rId13"/>
+                    <a:stretch>
+                      <a:fillRect/>
+                    </a:stretch>
+                  </pic:blipFill>
+                  <pic:spPr>
+                    <a:xfrm>
+                      <a:off x="0" y="0"/>
+                      <a:ext cx="5943600" cy="3757295"/>
+                    </a:xfrm>
+                    <a:prstGeom prst="rect">
+                      <a:avLst/>
+                    </a:prstGeom>
+                  </pic:spPr>
+                </pic:pic>
+              </a:graphicData>
+            </a:graphic>
+          </wp:inline>
+        </w:drawing>
+      </w:r>
+    </w:p>
+    <w:p>
+      <w:pPr>
+        <w:jc w:val="both"/>
+        <w:rPr>
+          <w:sz w:val="28"/>
+          <w:szCs w:val="28"/>
+        </w:rPr>
+      </w:pPr>
+    </w:p>
+    <w:p>
+      <w:pPr>
+        <w:jc w:val="both"/>
+        <w:rPr>
+          <w:sz w:val="28"/>
+          <w:szCs w:val="28"/>
+        </w:rPr>
+      </w:pPr>
+    </w:p>
+    <w:p>
+      <w:pPr>
+        <w:jc w:val="both"/>
+        <w:rPr>
+          <w:sz w:val="28"/>
+          <w:szCs w:val="28"/>
+        </w:rPr>
+      </w:pPr>
+      <w:r>
+        <w:rPr>
+          <w:b/>
+          <w:bCs/>
+          <w:sz w:val="28"/>
+          <w:szCs w:val="28"/>
+          <w:highlight w:val="yellow"/>
+        </w:rPr>
+        <w:t>2. Knowledge conflict</w:t>
+      </w:r>
+      <w:r>
+        <w:rPr>
+          <w:sz w:val="28"/>
+          <w:szCs w:val="28"/>
+        </w:rPr>
+        <w:t xml:space="preserve">. Khi tài liệu retrieve được mâu thuẫn với những gì mô hình "nhớ" từ lúc train, mô hình có thể bám vào trí nhớ cũ thay vì context. Cách xử lý phổ biến là viết </w:t>
+      </w:r>
+      <w:r>
+        <w:rPr>
+          <w:sz w:val="28"/>
+          <w:szCs w:val="28"/>
+          <w:highlight w:val="cyan"/>
+        </w:rPr>
+        <w:t>system prompt</w:t>
+      </w:r>
+      <w:r>
+        <w:rPr>
+          <w:sz w:val="28"/>
+          <w:szCs w:val="28"/>
+        </w:rPr>
+        <w:t xml:space="preserve"> kiểu: "Chỉ trả lời dựa trên tài liệu được cung cấp. Nếu tài liệu không đủ, hãy nói không biết."</w:t>
+      </w:r>
+    </w:p>
+    <w:p>
+      <w:pPr>
+        <w:jc w:val="both"/>
+        <w:rPr>
+          <w:sz w:val="28"/>
+          <w:szCs w:val="28"/>
+        </w:rPr>
+      </w:pPr>
+    </w:p>
+    <w:p>
+      <w:pPr>
+        <w:jc w:val="both"/>
+        <w:rPr>
+          <w:sz w:val="28"/>
+          <w:szCs w:val="28"/>
+        </w:rPr>
+      </w:pPr>
+      <w:r>
+        <w:rPr>
+          <w:b/>
+          <w:bCs/>
+          <w:sz w:val="28"/>
+          <w:szCs w:val="28"/>
+          <w:highlight w:val="yellow"/>
+        </w:rPr>
+        <w:t>3. Cutoff của retriever.</w:t>
+      </w:r>
+      <w:r>
+        <w:rPr>
+          <w:sz w:val="28"/>
+          <w:szCs w:val="28"/>
+        </w:rPr>
+        <w:t xml:space="preserve"> Mô hình embedding cũng có cutoff riêng. Nếu xuất hiện thuật ngữ hoàn toàn mới (tên sản phẩm, từ viết tắt mới), embedding có thể biểu diễn kém → retrieve sai → RAG vẫn trả lời tệ dù tài liệu có trong kho.</w:t>
+      </w:r>
+    </w:p>
+    <w:p>
+      <w:pPr>
+        <w:ind w:left="720"/>
+        <w:jc w:val="both"/>
+        <w:rPr>
+          <w:i/>
+          <w:iCs/>
+          <w:sz w:val="28"/>
+          <w:szCs w:val="28"/>
+        </w:rPr>
+      </w:pPr>
+      <w:r>
+        <w:rPr>
+          <w:i/>
+          <w:iCs/>
+          <w:sz w:val="28"/>
+          <w:szCs w:val="28"/>
+        </w:rPr>
+        <w:t xml:space="preserve">không hẳn là cutoff cứng giống knowledge cutoff của LLM, mà ý chính là </w:t>
+      </w:r>
+      <w:r>
+        <w:rPr>
+          <w:b/>
+          <w:bCs/>
+          <w:i/>
+          <w:iCs/>
+          <w:sz w:val="28"/>
+          <w:szCs w:val="28"/>
+        </w:rPr>
+        <w:t>embedding model cũng bị giới hạn bởi dữ liệu nó đã được train trên</w:t>
+      </w:r>
+      <w:r>
+        <w:rPr>
+          <w:i/>
+          <w:iCs/>
+          <w:sz w:val="28"/>
+          <w:szCs w:val="28"/>
+        </w:rPr>
+        <w:t>. Những thuật ngữ quá mới, quá chuyên ngành, mã sản phẩm, viết tắt nội bộ... có thể được biểu diễn kém.</w:t>
+      </w:r>
+    </w:p>
+    <w:p>
+      <w:pPr>
+        <w:ind w:left="720"/>
+        <w:jc w:val="both"/>
+        <w:rPr>
+          <w:i/>
+          <w:iCs/>
+          <w:sz w:val="28"/>
+          <w:szCs w:val="28"/>
+        </w:rPr>
+      </w:pPr>
+      <w:r>
+        <w:rPr>
+          <w:i/>
+          <w:iCs/>
+          <w:sz w:val="28"/>
+          <w:szCs w:val="28"/>
+        </w:rPr>
+        <w:t>Ví dụ rất thực tế với công ty:</w:t>
+      </w:r>
+    </w:p>
+    <w:p>
+      <w:pPr>
+        <w:ind w:left="720"/>
+        <w:jc w:val="both"/>
+        <w:rPr>
+          <w:i/>
+          <w:iCs/>
+          <w:sz w:val="28"/>
+          <w:szCs w:val="28"/>
+        </w:rPr>
+      </w:pPr>
+      <w:r>
+        <w:rPr>
+          <w:i/>
+          <w:iCs/>
+          <w:sz w:val="28"/>
+          <w:szCs w:val="28"/>
+        </w:rPr>
+        <w:t>Bạn có thuật ngữ nội bộ:</w:t>
+      </w:r>
+    </w:p>
+    <w:p>
+      <w:pPr>
+        <w:ind w:left="720"/>
+        <w:jc w:val="both"/>
+        <w:rPr>
+          <w:i/>
+          <w:iCs/>
+          <w:sz w:val="28"/>
+          <w:szCs w:val="28"/>
+        </w:rPr>
+      </w:pPr>
+      <w:r>
+        <w:rPr>
+          <w:b/>
+          <w:bCs/>
+          <w:i/>
+          <w:iCs/>
+          <w:sz w:val="28"/>
+          <w:szCs w:val="28"/>
+        </w:rPr>
+        <w:t>SSP</w:t>
+      </w:r>
+      <w:r>
+        <w:rPr>
+          <w:i/>
+          <w:iCs/>
+          <w:sz w:val="28"/>
+          <w:szCs w:val="28"/>
+        </w:rPr>
+        <w:t xml:space="preserve">, </w:t>
+      </w:r>
+      <w:r>
+        <w:rPr>
+          <w:b/>
+          <w:bCs/>
+          <w:i/>
+          <w:iCs/>
+          <w:sz w:val="28"/>
+          <w:szCs w:val="28"/>
+        </w:rPr>
+        <w:t>SUTM</w:t>
+      </w:r>
+      <w:r>
+        <w:rPr>
+          <w:i/>
+          <w:iCs/>
+          <w:sz w:val="28"/>
+          <w:szCs w:val="28"/>
+        </w:rPr>
+        <w:t xml:space="preserve">, </w:t>
+      </w:r>
+      <w:r>
+        <w:rPr>
+          <w:b/>
+          <w:bCs/>
+          <w:i/>
+          <w:iCs/>
+          <w:sz w:val="28"/>
+          <w:szCs w:val="28"/>
+        </w:rPr>
+        <w:t>EAUT Career Center</w:t>
+      </w:r>
+      <w:r>
+        <w:rPr>
+          <w:i/>
+          <w:iCs/>
+          <w:sz w:val="28"/>
+          <w:szCs w:val="28"/>
+        </w:rPr>
+        <w:t xml:space="preserve">, </w:t>
+      </w:r>
+      <w:r>
+        <w:rPr>
+          <w:b/>
+          <w:bCs/>
+          <w:i/>
+          <w:iCs/>
+          <w:sz w:val="28"/>
+          <w:szCs w:val="28"/>
+        </w:rPr>
+        <w:t>KTX-Meter-V2</w:t>
+      </w:r>
+    </w:p>
+    <w:p>
+      <w:pPr>
+        <w:ind w:left="720"/>
+        <w:jc w:val="both"/>
+        <w:rPr>
+          <w:i/>
+          <w:iCs/>
+          <w:sz w:val="28"/>
+          <w:szCs w:val="28"/>
+        </w:rPr>
+      </w:pPr>
+      <w:r>
+        <w:rPr>
+          <w:i/>
+          <w:iCs/>
+          <w:sz w:val="28"/>
+          <w:szCs w:val="28"/>
+        </w:rPr>
+        <w:t>Nếu embedding model không hiểu các từ này, chỉ tìm theo semantic similarity thì có thể miss tài liệu đúng.</w:t>
+      </w:r>
+    </w:p>
+    <w:p>
+      <w:pPr>
+        <w:jc w:val="both"/>
+        <w:rPr>
+          <w:sz w:val="28"/>
+          <w:szCs w:val="28"/>
+        </w:rPr>
+      </w:pPr>
+    </w:p>
+    <w:p>
+      <w:pPr>
+        <w:jc w:val="both"/>
+        <w:rPr>
+          <w:sz w:val="28"/>
+          <w:szCs w:val="28"/>
+        </w:rPr>
+      </w:pPr>
+      <w:r>
+        <w:rPr>
+          <w:sz w:val="28"/>
+          <w:szCs w:val="28"/>
+        </w:rPr>
+        <w:drawing>
+          <wp:inline distT="0" distB="0" distL="0" distR="0" wp14:anchorId="62D995D2" wp14:editId="6CF2D4B2">
+            <wp:extent cx="5943600" cy="3225800"/>
+            <wp:effectExtent l="0" t="0" r="0" b="0"/>
+            <wp:docPr id="2123622074" name="Picture 1"/>
+            <wp:cNvGraphicFramePr>
+              <a:graphicFrameLocks xmlns:a="http://schemas.openxmlformats.org/drawingml/2006/main" noChangeAspect="1"/>
+            </wp:cNvGraphicFramePr>
+            <a:graphic xmlns:a="http://schemas.openxmlformats.org/drawingml/2006/main">
+              <a:graphicData uri="http://schemas.openxmlformats.org/drawingml/2006/picture">
+                <pic:pic xmlns:pic="http://schemas.openxmlformats.org/drawingml/2006/picture">
+                  <pic:nvPicPr>
+                    <pic:cNvPr id="2123622074" name=""/>
+                    <pic:cNvPicPr/>
+                  </pic:nvPicPr>
+                  <pic:blipFill>
+                    <a:blip r:embed="rId14"/>
+                    <a:stretch>
+                      <a:fillRect/>
+                    </a:stretch>
+                  </pic:blipFill>
+                  <pic:spPr>
+                    <a:xfrm>
+                      <a:off x="0" y="0"/>
+                      <a:ext cx="5943600" cy="3225800"/>
+                    </a:xfrm>
+                    <a:prstGeom prst="rect">
+                      <a:avLst/>
+                    </a:prstGeom>
+                  </pic:spPr>
+                </pic:pic>
+              </a:graphicData>
+            </a:graphic>
+          </wp:inline>
+        </w:drawing>
+      </w:r>
+    </w:p>
     <w:sectPr>
       <w:pgSz w:w="12240" w:h="15840"/>
       <w:pgMar w:top="1440" w:right="1440" w:bottom="1440" w:left="1440" w:header="720" w:footer="720" w:gutter="0"/>
@@ -346,6 +1889,315 @@
     </w:sectPr>
   </w:body>
 </w:document>
+</file>
+
+<file path=word/numbering.xml><?xml version="1.0" encoding="utf-8"?>
+<w:numbering xmlns:wpc="http://schemas.microsoft.com/office/word/2010/wordprocessingCanvas" xmlns:cx="http://schemas.microsoft.com/office/drawing/2014/chartex" xmlns:cx1="http://schemas.microsoft.com/office/drawing/2015/9/8/chartex" xmlns:cx2="http://schemas.microsoft.com/office/drawing/2015/10/21/chartex" xmlns:cx3="http://schemas.microsoft.com/office/drawing/2016/5/9/chartex" xmlns:cx4="http://schemas.microsoft.com/office/drawing/2016/5/10/chartex" xmlns:cx5="http://schemas.microsoft.com/office/drawing/2016/5/11/chartex" xmlns:cx6="http://schemas.microsoft.com/office/drawing/2016/5/12/chartex" xmlns:cx7="http://schemas.microsoft.com/office/drawing/2016/5/13/chartex" xmlns:cx8="http://schemas.microsoft.com/office/drawing/2016/5/14/chartex" xmlns:mc="http://schemas.openxmlformats.org/markup-compatibility/2006" xmlns:aink="http://schemas.microsoft.com/office/drawing/2016/ink" xmlns:am3d="http://schemas.microsoft.com/office/drawing/2017/model3d" xmlns:o="urn:schemas-microsoft-com:office:office" xmlns:oel="http://schemas.microsoft.com/office/2019/extlst" xmlns:r="http://schemas.openxmlformats.org/officeDocument/2006/relationships" xmlns:m="http://schemas.openxmlformats.org/officeDocument/2006/math" xmlns:v="urn:schemas-microsoft-com:vml" xmlns:wp14="http://schemas.microsoft.com/office/word/2010/wordprocessingDrawing" xmlns:wp="http://schemas.openxmlformats.org/drawingml/2006/wordprocessingDrawing" xmlns:w10="urn:schemas-microsoft-com:office:word" xmlns:w="http://schemas.openxmlformats.org/wordprocessingml/2006/main" xmlns:w14="http://schemas.microsoft.com/office/word/2010/wordml" xmlns:w15="http://schemas.microsoft.com/office/word/2012/wordml" xmlns:w16cex="http://schemas.microsoft.com/office/word/2018/wordml/cex" xmlns:w16cid="http://schemas.microsoft.com/office/word/2016/wordml/cid" xmlns:w16="http://schemas.microsoft.com/office/word/2018/wordml" xmlns:w16du="http://schemas.microsoft.com/office/word/2023/wordml/word16du" xmlns:w16sdtdh="http://schemas.microsoft.com/office/word/2020/wordml/sdtdatahash" xmlns:w16sdtfl="http://schemas.microsoft.com/office/word/2024/wordml/sdtformatlock" xmlns:w16se="http://schemas.microsoft.com/office/word/2015/wordml/symex" xmlns:wpg="http://schemas.microsoft.com/office/word/2010/wordprocessingGroup" xmlns:wpi="http://schemas.microsoft.com/office/word/2010/wordprocessingInk" xmlns:wne="http://schemas.microsoft.com/office/word/2006/wordml" xmlns:wps="http://schemas.microsoft.com/office/word/2010/wordprocessingShape" mc:Ignorable="w14 w15 w16se w16cid w16 w16cex w16sdtdh w16sdtfl w16du wp14">
+  <w:abstractNum w:abstractNumId="0" w15:restartNumberingAfterBreak="0">
+    <w:nsid w:val="008B069A"/>
+    <w:multiLevelType w:val="multilevel"/>
+    <w:tmpl w:val="DF9028F6"/>
+    <w:lvl w:ilvl="0">
+      <w:start w:val="1"/>
+      <w:numFmt w:val="bullet"/>
+      <w:lvlText w:val=""/>
+      <w:lvlJc w:val="left"/>
+      <w:pPr>
+        <w:tabs>
+          <w:tab w:val="num" w:pos="720"/>
+        </w:tabs>
+        <w:ind w:left="720" w:hanging="360"/>
+      </w:pPr>
+      <w:rPr>
+        <w:rFonts w:ascii="Symbol" w:hAnsi="Symbol" w:hint="default"/>
+        <w:sz w:val="20"/>
+      </w:rPr>
+    </w:lvl>
+    <w:lvl w:ilvl="1" w:tentative="1">
+      <w:start w:val="1"/>
+      <w:numFmt w:val="bullet"/>
+      <w:lvlText w:val="o"/>
+      <w:lvlJc w:val="left"/>
+      <w:pPr>
+        <w:tabs>
+          <w:tab w:val="num" w:pos="1440"/>
+        </w:tabs>
+        <w:ind w:left="1440" w:hanging="360"/>
+      </w:pPr>
+      <w:rPr>
+        <w:rFonts w:ascii="Courier New" w:hAnsi="Courier New" w:hint="default"/>
+        <w:sz w:val="20"/>
+      </w:rPr>
+    </w:lvl>
+    <w:lvl w:ilvl="2" w:tentative="1">
+      <w:start w:val="1"/>
+      <w:numFmt w:val="bullet"/>
+      <w:lvlText w:val=""/>
+      <w:lvlJc w:val="left"/>
+      <w:pPr>
+        <w:tabs>
+          <w:tab w:val="num" w:pos="2160"/>
+        </w:tabs>
+        <w:ind w:left="2160" w:hanging="360"/>
+      </w:pPr>
+      <w:rPr>
+        <w:rFonts w:ascii="Wingdings" w:hAnsi="Wingdings" w:hint="default"/>
+        <w:sz w:val="20"/>
+      </w:rPr>
+    </w:lvl>
+    <w:lvl w:ilvl="3" w:tentative="1">
+      <w:start w:val="1"/>
+      <w:numFmt w:val="bullet"/>
+      <w:lvlText w:val=""/>
+      <w:lvlJc w:val="left"/>
+      <w:pPr>
+        <w:tabs>
+          <w:tab w:val="num" w:pos="2880"/>
+        </w:tabs>
+        <w:ind w:left="2880" w:hanging="360"/>
+      </w:pPr>
+      <w:rPr>
+        <w:rFonts w:ascii="Wingdings" w:hAnsi="Wingdings" w:hint="default"/>
+        <w:sz w:val="20"/>
+      </w:rPr>
+    </w:lvl>
+    <w:lvl w:ilvl="4" w:tentative="1">
+      <w:start w:val="1"/>
+      <w:numFmt w:val="bullet"/>
+      <w:lvlText w:val=""/>
+      <w:lvlJc w:val="left"/>
+      <w:pPr>
+        <w:tabs>
+          <w:tab w:val="num" w:pos="3600"/>
+        </w:tabs>
+        <w:ind w:left="3600" w:hanging="360"/>
+      </w:pPr>
+      <w:rPr>
+        <w:rFonts w:ascii="Wingdings" w:hAnsi="Wingdings" w:hint="default"/>
+        <w:sz w:val="20"/>
+      </w:rPr>
+    </w:lvl>
+    <w:lvl w:ilvl="5" w:tentative="1">
+      <w:start w:val="1"/>
+      <w:numFmt w:val="bullet"/>
+      <w:lvlText w:val=""/>
+      <w:lvlJc w:val="left"/>
+      <w:pPr>
+        <w:tabs>
+          <w:tab w:val="num" w:pos="4320"/>
+        </w:tabs>
+        <w:ind w:left="4320" w:hanging="360"/>
+      </w:pPr>
+      <w:rPr>
+        <w:rFonts w:ascii="Wingdings" w:hAnsi="Wingdings" w:hint="default"/>
+        <w:sz w:val="20"/>
+      </w:rPr>
+    </w:lvl>
+    <w:lvl w:ilvl="6" w:tentative="1">
+      <w:start w:val="1"/>
+      <w:numFmt w:val="bullet"/>
+      <w:lvlText w:val=""/>
+      <w:lvlJc w:val="left"/>
+      <w:pPr>
+        <w:tabs>
+          <w:tab w:val="num" w:pos="5040"/>
+        </w:tabs>
+        <w:ind w:left="5040" w:hanging="360"/>
+      </w:pPr>
+      <w:rPr>
+        <w:rFonts w:ascii="Wingdings" w:hAnsi="Wingdings" w:hint="default"/>
+        <w:sz w:val="20"/>
+      </w:rPr>
+    </w:lvl>
+    <w:lvl w:ilvl="7" w:tentative="1">
+      <w:start w:val="1"/>
+      <w:numFmt w:val="bullet"/>
+      <w:lvlText w:val=""/>
+      <w:lvlJc w:val="left"/>
+      <w:pPr>
+        <w:tabs>
+          <w:tab w:val="num" w:pos="5760"/>
+        </w:tabs>
+        <w:ind w:left="5760" w:hanging="360"/>
+      </w:pPr>
+      <w:rPr>
+        <w:rFonts w:ascii="Wingdings" w:hAnsi="Wingdings" w:hint="default"/>
+        <w:sz w:val="20"/>
+      </w:rPr>
+    </w:lvl>
+    <w:lvl w:ilvl="8" w:tentative="1">
+      <w:start w:val="1"/>
+      <w:numFmt w:val="bullet"/>
+      <w:lvlText w:val=""/>
+      <w:lvlJc w:val="left"/>
+      <w:pPr>
+        <w:tabs>
+          <w:tab w:val="num" w:pos="6480"/>
+        </w:tabs>
+        <w:ind w:left="6480" w:hanging="360"/>
+      </w:pPr>
+      <w:rPr>
+        <w:rFonts w:ascii="Wingdings" w:hAnsi="Wingdings" w:hint="default"/>
+        <w:sz w:val="20"/>
+      </w:rPr>
+    </w:lvl>
+  </w:abstractNum>
+  <w:abstractNum w:abstractNumId="1" w15:restartNumberingAfterBreak="0">
+    <w:nsid w:val="04BA138A"/>
+    <w:multiLevelType w:val="multilevel"/>
+    <w:tmpl w:val="81980904"/>
+    <w:lvl w:ilvl="0">
+      <w:start w:val="1"/>
+      <w:numFmt w:val="bullet"/>
+      <w:lvlText w:val=""/>
+      <w:lvlJc w:val="left"/>
+      <w:pPr>
+        <w:tabs>
+          <w:tab w:val="num" w:pos="720"/>
+        </w:tabs>
+        <w:ind w:left="720" w:hanging="360"/>
+      </w:pPr>
+      <w:rPr>
+        <w:rFonts w:ascii="Symbol" w:hAnsi="Symbol" w:hint="default"/>
+        <w:sz w:val="20"/>
+      </w:rPr>
+    </w:lvl>
+    <w:lvl w:ilvl="1" w:tentative="1">
+      <w:start w:val="1"/>
+      <w:numFmt w:val="bullet"/>
+      <w:lvlText w:val="o"/>
+      <w:lvlJc w:val="left"/>
+      <w:pPr>
+        <w:tabs>
+          <w:tab w:val="num" w:pos="1440"/>
+        </w:tabs>
+        <w:ind w:left="1440" w:hanging="360"/>
+      </w:pPr>
+      <w:rPr>
+        <w:rFonts w:ascii="Courier New" w:hAnsi="Courier New" w:hint="default"/>
+        <w:sz w:val="20"/>
+      </w:rPr>
+    </w:lvl>
+    <w:lvl w:ilvl="2" w:tentative="1">
+      <w:start w:val="1"/>
+      <w:numFmt w:val="bullet"/>
+      <w:lvlText w:val=""/>
+      <w:lvlJc w:val="left"/>
+      <w:pPr>
+        <w:tabs>
+          <w:tab w:val="num" w:pos="2160"/>
+        </w:tabs>
+        <w:ind w:left="2160" w:hanging="360"/>
+      </w:pPr>
+      <w:rPr>
+        <w:rFonts w:ascii="Wingdings" w:hAnsi="Wingdings" w:hint="default"/>
+        <w:sz w:val="20"/>
+      </w:rPr>
+    </w:lvl>
+    <w:lvl w:ilvl="3" w:tentative="1">
+      <w:start w:val="1"/>
+      <w:numFmt w:val="bullet"/>
+      <w:lvlText w:val=""/>
+      <w:lvlJc w:val="left"/>
+      <w:pPr>
+        <w:tabs>
+          <w:tab w:val="num" w:pos="2880"/>
+        </w:tabs>
+        <w:ind w:left="2880" w:hanging="360"/>
+      </w:pPr>
+      <w:rPr>
+        <w:rFonts w:ascii="Wingdings" w:hAnsi="Wingdings" w:hint="default"/>
+        <w:sz w:val="20"/>
+      </w:rPr>
+    </w:lvl>
+    <w:lvl w:ilvl="4" w:tentative="1">
+      <w:start w:val="1"/>
+      <w:numFmt w:val="bullet"/>
+      <w:lvlText w:val=""/>
+      <w:lvlJc w:val="left"/>
+      <w:pPr>
+        <w:tabs>
+          <w:tab w:val="num" w:pos="3600"/>
+        </w:tabs>
+        <w:ind w:left="3600" w:hanging="360"/>
+      </w:pPr>
+      <w:rPr>
+        <w:rFonts w:ascii="Wingdings" w:hAnsi="Wingdings" w:hint="default"/>
+        <w:sz w:val="20"/>
+      </w:rPr>
+    </w:lvl>
+    <w:lvl w:ilvl="5" w:tentative="1">
+      <w:start w:val="1"/>
+      <w:numFmt w:val="bullet"/>
+      <w:lvlText w:val=""/>
+      <w:lvlJc w:val="left"/>
+      <w:pPr>
+        <w:tabs>
+          <w:tab w:val="num" w:pos="4320"/>
+        </w:tabs>
+        <w:ind w:left="4320" w:hanging="360"/>
+      </w:pPr>
+      <w:rPr>
+        <w:rFonts w:ascii="Wingdings" w:hAnsi="Wingdings" w:hint="default"/>
+        <w:sz w:val="20"/>
+      </w:rPr>
+    </w:lvl>
+    <w:lvl w:ilvl="6" w:tentative="1">
+      <w:start w:val="1"/>
+      <w:numFmt w:val="bullet"/>
+      <w:lvlText w:val=""/>
+      <w:lvlJc w:val="left"/>
+      <w:pPr>
+        <w:tabs>
+          <w:tab w:val="num" w:pos="5040"/>
+        </w:tabs>
+        <w:ind w:left="5040" w:hanging="360"/>
+      </w:pPr>
+      <w:rPr>
+        <w:rFonts w:ascii="Wingdings" w:hAnsi="Wingdings" w:hint="default"/>
+        <w:sz w:val="20"/>
+      </w:rPr>
+    </w:lvl>
+    <w:lvl w:ilvl="7" w:tentative="1">
+      <w:start w:val="1"/>
+      <w:numFmt w:val="bullet"/>
+      <w:lvlText w:val=""/>
+      <w:lvlJc w:val="left"/>
+      <w:pPr>
+        <w:tabs>
+          <w:tab w:val="num" w:pos="5760"/>
+        </w:tabs>
+        <w:ind w:left="5760" w:hanging="360"/>
+      </w:pPr>
+      <w:rPr>
+        <w:rFonts w:ascii="Wingdings" w:hAnsi="Wingdings" w:hint="default"/>
+        <w:sz w:val="20"/>
+      </w:rPr>
+    </w:lvl>
+    <w:lvl w:ilvl="8" w:tentative="1">
+      <w:start w:val="1"/>
+      <w:numFmt w:val="bullet"/>
+      <w:lvlText w:val=""/>
+      <w:lvlJc w:val="left"/>
+      <w:pPr>
+        <w:tabs>
+          <w:tab w:val="num" w:pos="6480"/>
+        </w:tabs>
+        <w:ind w:left="6480" w:hanging="360"/>
+      </w:pPr>
+      <w:rPr>
+        <w:rFonts w:ascii="Wingdings" w:hAnsi="Wingdings" w:hint="default"/>
+        <w:sz w:val="20"/>
+      </w:rPr>
+    </w:lvl>
+  </w:abstractNum>
+  <w:num w:numId="1" w16cid:durableId="1408307120">
+    <w:abstractNumId w:val="0"/>
+  </w:num>
+  <w:num w:numId="2" w16cid:durableId="271715727">
+    <w:abstractNumId w:val="1"/>
+  </w:num>
+</w:numbering>
 </file>
 
 <file path=word/styles.xml><?xml version="1.0" encoding="utf-8"?>
